--- a/az/discovery-articles/6.18 Bulud hesablamaları.docx
+++ b/az/discovery-articles/6.18 Bulud hesablamaları.docx
@@ -4,549 +4,363 @@
   <w:body>
     <w:p>
       <w:pPr>
-        <w:keepNext/>
-        <w:spacing w:before="280" w:after="120"/>
+        <w:pStyle w:val="Title"/>
+        <w:widowControl/>
       </w:pPr>
       <w:r>
-        <w:rPr>
-          <w:rFonts w:ascii="Calibri" w:hAnsi="Calibri" w:eastAsia="Calibri"/>
-          <w:b/>
-          <w:i w:val="0"/>
-          <w:color w:val="004E8C"/>
-          <w:sz w:val="44"/>
-        </w:rPr>
         <w:t>6.18 Bulud hesablamaları</w:t>
       </w:r>
     </w:p>
     <w:p>
       <w:pPr>
-        <w:spacing w:after="80"/>
+        <w:keepNext/>
+        <w:widowControl/>
       </w:pPr>
       <w:r>
         <w:rPr>
-          <w:rFonts w:ascii="Calibri" w:hAnsi="Calibri" w:eastAsia="Calibri"/>
-          <w:b w:val="0"/>
-          <w:i/>
-          <w:color w:val="505050"/>
-          <w:sz w:val="22"/>
+          <w:sz w:val="20"/>
         </w:rPr>
-        <w:t>6. Rəqəmsal texnologiyalar, kosmos və rabitə</w:t>
-      </w:r>
-    </w:p>
-    <w:p>
-      <w:pPr>
-        <w:spacing w:after="200"/>
-      </w:pPr>
-      <w:r>
-        <w:rPr>
-          <w:rFonts w:ascii="Calibri" w:hAnsi="Calibri" w:eastAsia="Calibri"/>
-          <w:b w:val="0"/>
-          <w:i/>
-          <w:sz w:val="22"/>
-        </w:rPr>
-        <w:t>Dövr: 2006-cı il (Amazon Web Services); 2008–2010-cu illər (Google Cloud və Microsoft Azure); 2010-cu illərdən kütləvi istifadə | Əsas simalar: Amazon Web Services (Ceff Bezos, Endi Cessi); Salesforce (Mark Benioff, ilk SaaS xidmətləri); Google; Microsoft</w:t>
-      </w:r>
-    </w:p>
-    <w:p>
-      <w:pPr>
-        <w:spacing w:after="160" w:line="276" w:lineRule="auto"/>
-      </w:pPr>
-      <w:r>
-        <w:rPr>
-          <w:rFonts w:ascii="Calibri" w:hAnsi="Calibri" w:eastAsia="Calibri"/>
-          <w:b w:val="0"/>
-          <w:i w:val="0"/>
-          <w:sz w:val="22"/>
-        </w:rPr>
-        <w:t>Bulud hesablamaları proqramları, hesablama gücünü və məlumat yaddaşını uzaqdakı məlumat mərkəzlərindən internet vasitəsilə təqdim edir. İstifadəçilər öz serverlərini qurmaq əvəzinə ehtiyac duyduqları resursu xidmət kimi əldə edir və çox vaxt yalnız istifadə etdikləri həcmə görə ödəniş edirlər.</w:t>
+        <w:t>6 Rəqəmsal texnologiyalar kosmos və rabitə</w:t>
       </w:r>
     </w:p>
     <w:p>
       <w:pPr>
         <w:keepNext/>
-        <w:spacing w:before="240" w:after="120"/>
+        <w:widowControl/>
       </w:pPr>
       <w:r>
         <w:rPr>
-          <w:rFonts w:ascii="Calibri" w:hAnsi="Calibri" w:eastAsia="Calibri"/>
-          <w:b/>
-          <w:i w:val="0"/>
-          <w:color w:val="004E8C"/>
-          <w:sz w:val="28"/>
+          <w:sz w:val="20"/>
         </w:rPr>
-        <w:t>Əsas faktlar</w:t>
+        <w:t>Dövr: 2006 (Amazon Web Services); 2008–2010 (Google Cloud, Microsoft Azure); 2010-cu illərdən geniş yayılma | Əsas qurumlar və şəxslər: Amazon Web Services (Ceff Bezos, Endi Cessi); Salesforce (Mark Benioff, xidmət kimi proqram təminatının erkən nümunəsi); Google; Microsoft</w:t>
+      </w:r>
+    </w:p>
+    <w:p>
+      <w:pPr>
+        <w:widowControl/>
+      </w:pPr>
+      <w:r>
+        <w:t>Bulud hesablamaları bütün serverləri özün almaq əvəzinə, internet vasitəsilə uzaq məlumat mərkəzlərində hesablama gücü və yaddaş icarəyə götürməkdir. Beləliklə, proqramların işlədilməsi elektrik kimi istifadəyə görə ödənilən xidmətə çevrildi.</w:t>
+      </w:r>
+    </w:p>
+    <w:p>
+      <w:pPr>
+        <w:pStyle w:val="Heading1"/>
+        <w:widowControl/>
+      </w:pPr>
+      <w:r>
+        <w:t>Əsas məlumatlar</w:t>
       </w:r>
     </w:p>
     <w:p>
       <w:pPr>
         <w:pStyle w:val="ListBullet"/>
+        <w:widowControl/>
       </w:pPr>
       <w:r>
-        <w:rPr>
-          <w:rFonts w:ascii="Calibri" w:hAnsi="Calibri" w:eastAsia="Calibri"/>
-          <w:b w:val="0"/>
-          <w:i w:val="0"/>
-          <w:sz w:val="22"/>
-        </w:rPr>
-        <w:t>Hesablamanın kommunal xidmət kimi təqdim edilməsi ideyası “bulud” terminindən daha qədimdir</w:t>
+        <w:t>Hesablama imkanlarının kommunal xidmət kimi təqdim edilməsi ideyası «bulud» sözündən daha qədimdir.</w:t>
       </w:r>
     </w:p>
     <w:p>
       <w:pPr>
         <w:pStyle w:val="ListBullet"/>
+        <w:widowControl/>
       </w:pPr>
       <w:r>
-        <w:rPr>
-          <w:rFonts w:ascii="Calibri" w:hAnsi="Calibri" w:eastAsia="Calibri"/>
-          <w:b w:val="0"/>
-          <w:i w:val="0"/>
-          <w:sz w:val="22"/>
-        </w:rPr>
-        <w:t>Amazon Web Services 2006-cı ildə S3 və EC2 kimi əsas xidmətləri istifadəyə verdi</w:t>
+        <w:t>Amazon Web Services 2006-cı ildə S3 və EC2 kimi əsas xidmətlərini istifadəyə verdi.</w:t>
       </w:r>
     </w:p>
     <w:p>
       <w:pPr>
         <w:pStyle w:val="ListBullet"/>
+        <w:widowControl/>
       </w:pPr>
       <w:r>
-        <w:rPr>
-          <w:rFonts w:ascii="Calibri" w:hAnsi="Calibri" w:eastAsia="Calibri"/>
-          <w:b w:val="0"/>
-          <w:i w:val="0"/>
-          <w:sz w:val="22"/>
-        </w:rPr>
-        <w:t>Ardınca Microsoft Azure, Google Cloud və başqa xidmətlər yarandı</w:t>
+        <w:t>Sonra Microsoft Azure, Google Cloud və başqa xidmətlər yarandı.</w:t>
       </w:r>
     </w:p>
     <w:p>
       <w:pPr>
         <w:pStyle w:val="ListBullet"/>
+        <w:widowControl/>
       </w:pPr>
       <w:r>
-        <w:rPr>
-          <w:rFonts w:ascii="Calibri" w:hAnsi="Calibri" w:eastAsia="Calibri"/>
-          <w:b w:val="0"/>
-          <w:i w:val="0"/>
-          <w:sz w:val="22"/>
-        </w:rPr>
-        <w:t>Məlumat mərkəzi serverlər, soyutma sistemləri və enerji avadanlığı ilə dolu binadır</w:t>
+        <w:t>Məlumat mərkəzi serverlər, soyutma və elektrik təchizatı sistemləri olan binadır.</w:t>
       </w:r>
     </w:p>
     <w:p>
       <w:pPr>
         <w:pStyle w:val="ListBullet"/>
+        <w:widowControl/>
       </w:pPr>
       <w:r>
-        <w:rPr>
-          <w:rFonts w:ascii="Calibri" w:hAnsi="Calibri" w:eastAsia="Calibri"/>
-          <w:b w:val="0"/>
-          <w:i w:val="0"/>
-          <w:sz w:val="22"/>
-        </w:rPr>
-        <w:t>İndi ən populyar tətbiqlərin çoxu ən azı qismən başqa şirkətin məlumat mərkəzində işləyir</w:t>
+        <w:t>Məşhur tətbiqlərin çoxu indi ən azı qismən başqa bir şirkətin məlumat mərkəzində işləyir.</w:t>
       </w:r>
     </w:p>
     <w:p>
       <w:pPr>
-        <w:keepNext/>
-        <w:spacing w:before="240" w:after="120"/>
+        <w:pStyle w:val="Heading1"/>
+        <w:widowControl/>
       </w:pPr>
       <w:r>
-        <w:rPr>
-          <w:rFonts w:ascii="Calibri" w:hAnsi="Calibri" w:eastAsia="Calibri"/>
-          <w:b/>
-          <w:i w:val="0"/>
-          <w:color w:val="004E8C"/>
-          <w:sz w:val="28"/>
-        </w:rPr>
-        <w:t>Bu nədir və necə işləyir?</w:t>
+        <w:t>Bu nədir</w:t>
       </w:r>
     </w:p>
     <w:p>
       <w:pPr>
-        <w:spacing w:after="160" w:line="276" w:lineRule="auto"/>
+        <w:widowControl/>
       </w:pPr>
       <w:r>
-        <w:rPr>
-          <w:rFonts w:ascii="Calibri" w:hAnsi="Calibri" w:eastAsia="Calibri"/>
-          <w:b w:val="0"/>
-          <w:i w:val="0"/>
-          <w:sz w:val="22"/>
-        </w:rPr>
-        <w:t>Bulud hesablamaları serverləri, yaddaşı və proqram təminatını şəbəkə üzərindən, istifadəyə görə ödəniş edilən xidmət kimi təqdim edir. Şirkət nadir hallarda yaranan ən yüksək yükə uyğun güclü avadanlıq almaq əvəzinə ehtiyaca görə artıb-azalan tutumu icarəyə götürür. “Bulud” bənzətməsinin arxasında əslində kompüterlərlə dolu nəhəng məlumat mərkəzi dayanır. Yəni bulud başqasına məxsus, peşəkar idarə olunan kompüterləri göstərən sadələşdirilmiş təsəvvürdür.</w:t>
+        <w:t>Bulud hesablamaları serverləri, məlumat saxlama imkanlarını və proqram təminatını şəbəkə üzərindən istifadəyə görə ödənişli xidmət kimi təqdim edir. Şirkət nadir yüksək yüklənməyə hesablanmış avadanlıq almaq əvəzinə, ehtiyaca uyğun artırıb-azalda bildiyi gücü icarəyə götürür. «Bulud» bənzətməsinin arxasında kompüterlərlə dolu məlumat mərkəzi dayanır. Sadə desək, söhbət başqa bir təşkilatın yaxşı idarə olunan kompüterlərindən gedir.</w:t>
       </w:r>
     </w:p>
     <w:p>
       <w:pPr>
-        <w:keepNext/>
-        <w:spacing w:before="240" w:after="120"/>
+        <w:pStyle w:val="Heading1"/>
+        <w:widowControl/>
       </w:pPr>
       <w:r>
-        <w:rPr>
-          <w:rFonts w:ascii="Calibri" w:hAnsi="Calibri" w:eastAsia="Calibri"/>
-          <w:b/>
-          <w:i w:val="0"/>
-          <w:color w:val="004E8C"/>
-          <w:sz w:val="28"/>
-        </w:rPr>
-        <w:t>Kim kəşf və ya ixtira edib?</w:t>
+        <w:t>Kim kəşf edib və ya yaradıb</w:t>
       </w:r>
     </w:p>
     <w:p>
       <w:pPr>
-        <w:spacing w:after="160" w:line="276" w:lineRule="auto"/>
+        <w:widowControl/>
       </w:pPr>
       <w:r>
-        <w:rPr>
-          <w:rFonts w:ascii="Calibri" w:hAnsi="Calibri" w:eastAsia="Calibri"/>
-          <w:b w:val="0"/>
-          <w:i w:val="0"/>
-          <w:sz w:val="22"/>
-        </w:rPr>
-        <w:t>Bu ideya ilk dəfə iri mərkəzi kompüterlər və 1960-cı illərin “kommunal hesablama” düşüncəsi ilə ortaya çıxmışdı. Salesforce və başqa şirkətlər proqram təminatını brauzer üzərindən xidmət kimi satmağa başladılar. Amazon Web Services 2006-cı ildə S3 yaddaşını və EC2 virtual maşınlarını istifadəyə verərək icarə olunan infrastrukturu kütləvi məhsula çevirdi. Microsoft, Google, Alibaba və başqaları rəqib buludlar qurdular. Bu texnologiyada pay hər hansı bir şəxsdən daha çox şirkətlərə və açıq mənbəli alətlərə məxsusdur.</w:t>
+        <w:t>Böyük mərkəzi kompüterlər və 1960-cı illərin «xidmət kimi hesablama» ideyaları bu yanaşmanı əvvəlcədən nəzərdə tuturdu. Salesforce və başqa şirkətlər proqram təminatını brauzerdən istifadə edilən xidmət kimi satırdılar. Bu model SaaS adlanır: ingiliscə «Software as a Service», yəni «xidmət kimi proqram təminatı». Amazon Web Services 2006-cı ildə S3 məlumat saxlama xidmətini — «Simple Storage Service» və EC2 virtual kompüter xidmətini — «Elastic Compute Cloud» təqdim edərək icarəyə verilən infrastrukturu kütləvi məhsula çevirdi. Microsoft, Google, Alibaba və başqaları rəqib buludlar yaratdılar. Bu inkişaf tək bir şəxsdən çox şirkətlərin və açıq mənbəli alətlərin birgə nəticəsidir.</w:t>
       </w:r>
     </w:p>
     <w:p>
       <w:pPr>
-        <w:keepNext/>
-        <w:spacing w:before="240" w:after="120"/>
+        <w:pStyle w:val="Heading1"/>
+        <w:widowControl/>
       </w:pPr>
       <w:r>
-        <w:rPr>
-          <w:rFonts w:ascii="Calibri" w:hAnsi="Calibri" w:eastAsia="Calibri"/>
-          <w:b/>
-          <w:i w:val="0"/>
-          <w:color w:val="004E8C"/>
-          <w:sz w:val="28"/>
-        </w:rPr>
-        <w:t>Nə vaxt və necə yaranıb?</w:t>
+        <w:t>Nə vaxt və necə yaranıb</w:t>
       </w:r>
     </w:p>
     <w:p>
       <w:pPr>
-        <w:spacing w:after="160" w:line="276" w:lineRule="auto"/>
+        <w:widowControl/>
       </w:pPr>
       <w:r>
-        <w:rPr>
-          <w:rFonts w:ascii="Calibri" w:hAnsi="Calibri" w:eastAsia="Calibri"/>
-          <w:b w:val="0"/>
-          <w:i w:val="0"/>
-          <w:sz w:val="22"/>
-        </w:rPr>
-        <w:t>2000-ci illərin ortalarında iri internet şirkətləri kompüterlərlə dolu nəhəng mərkəzləri idarə etməyi öyrənmişdilər. Bir fiziki qurğuda çoxsaylı məntiqi server işlədən virtuallaşdırma, sürətli şəbəkələr və Amazon-un öz miqyaslanma ehtiyacı lazımi şəraiti yaratdı. Bundan sonra yeni şirkətlər ayrıca server otağı qurmadan fəaliyyətə başlaya bildilər. 2010-cu illərdə “buludda işə salmaq” standart yanaşmaya çevrildi.</w:t>
+        <w:t>2000-ci illərin ortalarında böyük internet şirkətləri kompüterlərlə dolu mərkəzləri idarə etməyi öyrənmişdilər. Virtuallaşdırma — bir fiziki kompüterdə bir neçə məntiqi serverin işlədilməsi, sürətli şəbəkələr və Amazon-un artan imkanlara ehtiyacı bu inkişaf üçün zəmin yaratdı. Yeni şirkətlər ayrıca server otağı olmadan biznes qura bildilər. 2010-cu illərdə proqramı «buludda yerləşdirmək» adi iş üsuluna çevrildi.</w:t>
       </w:r>
     </w:p>
     <w:p>
       <w:pPr>
-        <w:keepNext/>
-        <w:spacing w:before="240" w:after="120"/>
+        <w:pStyle w:val="Heading1"/>
+        <w:widowControl/>
       </w:pPr>
       <w:r>
-        <w:rPr>
-          <w:rFonts w:ascii="Calibri" w:hAnsi="Calibri" w:eastAsia="Calibri"/>
-          <w:b/>
-          <w:i w:val="0"/>
-          <w:color w:val="004E8C"/>
-          <w:sz w:val="28"/>
-        </w:rPr>
-        <w:t>Elmi əhəmiyyəti</w:t>
+        <w:t>Elm üçün əhəmiyyəti</w:t>
       </w:r>
     </w:p>
     <w:p>
       <w:pPr>
-        <w:spacing w:after="160" w:line="276" w:lineRule="auto"/>
+        <w:widowControl/>
       </w:pPr>
       <w:r>
-        <w:rPr>
-          <w:rFonts w:ascii="Calibri" w:hAnsi="Calibri" w:eastAsia="Calibri"/>
-          <w:b w:val="0"/>
-          <w:i w:val="0"/>
-          <w:sz w:val="22"/>
-        </w:rPr>
-        <w:t>Bulud ehtiyat nüsxələrinin yaradılmasını, yükün bölüşdürülməsini və məlumatın dünya üzrə surətlərinin saxlanmasını menyudan seçilən adi xidmətlərə çevirdi. Eyni zamanda risk və hakimiyyət bir neçə təminatçının əlində cəmləşdi. Texnologiyanın əsasında paylanmış sistemlər — maşınların eyni nəticəyə gəlməsi və nasazlıqdan sonra bərpa olunması — dayanır; bulud bunu məhsul kimi satır. Məlumat mərkəzlərinin enerji sərfi iqlim müzakirəsinin mövzusuna çevrildi. Əsas intellektual prinsip abstraksiyadır: proqram kodu onu hansı fiziki maşının işlətdiyini bilməyə bilər.</w:t>
+        <w:t>Bulud xidmətləri ehtiyat nüsxə yaratmağı, yükü serverlər arasında bölüşdürməyi və müxtəlif ölkələrdə surətlər saxlamağı hazır seçimlərə çevirdi. Eyni zamanda, risk və nəzarət azsaylı provayderdə cəmləndi. Əsasda paylanmış sistemlər dayanır: ayrı-ayrı kompüterlərin işi uzlaşdırması və nasazlıqdan sonra bərpa olunması. Məlumat mərkəzlərinin enerji sərfi iqlim müzakirələrinə daxil oldu. Əsas prinsip mürəkkəb detalları istifadəçidən gizlətməkdir: proqramın məhz hansı kompüterdə işlədiyini bilməyə ehtiyac qalmır.</w:t>
       </w:r>
     </w:p>
     <w:p>
       <w:pPr>
-        <w:keepNext/>
-        <w:spacing w:before="240" w:after="120"/>
+        <w:pStyle w:val="Heading1"/>
+        <w:widowControl/>
       </w:pPr>
       <w:r>
-        <w:rPr>
-          <w:rFonts w:ascii="Calibri" w:hAnsi="Calibri" w:eastAsia="Calibri"/>
-          <w:b/>
-          <w:i w:val="0"/>
-          <w:color w:val="004E8C"/>
-          <w:sz w:val="28"/>
-        </w:rPr>
         <w:t>Sonrakı inkişafa təsiri</w:t>
       </w:r>
     </w:p>
     <w:p>
       <w:pPr>
-        <w:spacing w:after="160" w:line="276" w:lineRule="auto"/>
+        <w:widowControl/>
       </w:pPr>
       <w:r>
-        <w:rPr>
-          <w:rFonts w:ascii="Calibri" w:hAnsi="Calibri" w:eastAsia="Calibri"/>
-          <w:b w:val="0"/>
-          <w:i w:val="0"/>
-          <w:sz w:val="22"/>
-        </w:rPr>
-        <w:t>Axın xidmətləri, mobil tətbiqlər, süni intellekt modellərinin öyrədilməsi və uzaqdan iş bulud resurslarından asılıdır. Konteynerlər və “serversiz” alətlər bu modelin sonrakı formalarıdır. Bəzi təşkilatlar bir neçə buludu birləşdirir, bəziləri isə xərc və ya hüquqi tələblərə görə işin bir hissəsini öz avadanlığına qaytarır. Məlumatın harada saxlanması və ona kimin əl qoya bilməsi idarəetmə sualları doğurur. Kənar hesablama isə buluda bənzər gücün bir hissəsini istifadəçiyə daha yaxın yerləşdirir.</w:t>
+        <w:t>Axınla video və musiqi yayımı, mobil tətbiqlər, süni intellektin öyrədilməsi və məsafədən iş bulud imkanlarına söykənir. Proqramı lazımi hissələrlə birlikdə paketləyən konteynerlər və serverin idarəsini istifadəçidən götürən «serversiz» alətlər sonrakı formalardır. Bəzi təşkilatlar xərc və ya hüquqi tələblərə görə bir neçə buludu birləşdirir, yaxud işin bir hissəsini öz avadanlığına qaytarır. Məlumatın harada saxlanması və kim tərəfindən götürülə bilməsi idarəetmə sualları yaradır. Sərhəd hesablamaları isə bəzi hesablama imkanlarını istifadəçiyə daha yaxın yerləşdirir.</w:t>
       </w:r>
     </w:p>
     <w:p>
       <w:pPr>
-        <w:keepNext/>
-        <w:spacing w:before="240" w:after="120"/>
+        <w:pStyle w:val="Heading1"/>
+        <w:widowControl/>
       </w:pPr>
       <w:r>
-        <w:rPr>
-          <w:rFonts w:ascii="Calibri" w:hAnsi="Calibri" w:eastAsia="Calibri"/>
-          <w:b/>
-          <w:i w:val="0"/>
-          <w:color w:val="004E8C"/>
-          <w:sz w:val="28"/>
-        </w:rPr>
-        <w:t>İnsan həyatını necə dəyişdi?</w:t>
+        <w:t>İnsan həyatını necə dəyişib</w:t>
       </w:r>
     </w:p>
     <w:p>
       <w:pPr>
-        <w:spacing w:after="160" w:line="276" w:lineRule="auto"/>
+        <w:widowControl/>
       </w:pPr>
       <w:r>
-        <w:rPr>
-          <w:rFonts w:ascii="Calibri" w:hAnsi="Calibri" w:eastAsia="Calibri"/>
-          <w:b w:val="0"/>
-          <w:i w:val="0"/>
-          <w:sz w:val="22"/>
-        </w:rPr>
-        <w:t>İnsanlar müxtəlif cihazlarda sinxronlaşan tətbiqlər və sanki fiziki çəkisi olmayan xidmətlər əldə etdilər. Müəssisələr iri ilkin sərmayə layihəsi əvəzinə xidməti tez qurmaq və aylıq ödənişlə istifadə etmək imkanı qazandılar. Bulud üzrə peşələr ayrıca karyera istiqamətinə çevrildi, bir çox yerli server otağı isə yoxa çıxdı. Cəmiyyət fasiləsiz uğuldayan maşınlarla dolu bir neçə nəhəng mərkəzdən daha çox asılı oldu. Rahatlıqla mərkəzləşmə eyni vaxtda gəldi.</w:t>
+        <w:t>İnsanlar müxtəlif cihazlar arasında məlumatı uyğunlaşdıran tətbiqlər və istifadəsi asan xidmətlər qazandılar. Şirkətlər böyük ilkin sərmayə əvəzinə aylıq ödənişlə daha sürətli işləməyə başladılar. Bulud sahəsində yeni peşələr yarandı, yerli server otaqlarının bir çoxu əhəmiyyətini itirdi. Cəmiyyət azsaylı böyük kompüter mərkəzlərindən daha çox asılı oldu. Rahatlıqla yanaşı, resursların və nəzarətin cəmlənməsi də artdı.</w:t>
       </w:r>
     </w:p>
     <w:p>
       <w:pPr>
-        <w:keepNext/>
-        <w:spacing w:before="240" w:after="120"/>
+        <w:pStyle w:val="Heading1"/>
+        <w:widowControl/>
       </w:pPr>
       <w:r>
-        <w:rPr>
-          <w:rFonts w:ascii="Calibri" w:hAnsi="Calibri" w:eastAsia="Calibri"/>
-          <w:b/>
-          <w:i w:val="0"/>
-          <w:color w:val="004E8C"/>
-          <w:sz w:val="28"/>
-        </w:rPr>
         <w:t>Mənbələr və istinadlar</w:t>
       </w:r>
     </w:p>
     <w:p>
       <w:pPr>
-        <w:keepNext/>
-        <w:spacing w:before="240" w:after="120"/>
+        <w:pStyle w:val="Heading2"/>
+        <w:widowControl/>
       </w:pPr>
       <w:r>
         <w:rPr>
-          <w:rFonts w:ascii="Calibri" w:hAnsi="Calibri" w:eastAsia="Calibri"/>
-          <w:b/>
-          <w:i w:val="0"/>
-          <w:color w:val="004E8C"/>
-          <w:sz w:val="24"/>
+          <w:sz w:val="20"/>
         </w:rPr>
-        <w:t>C. Təşkilatların materialları və ensiklopedik mənbələr</w:t>
+        <w:t>C Qurumların materialları və ensiklopedik mənbələr</w:t>
       </w:r>
     </w:p>
     <w:p>
       <w:pPr>
-        <w:spacing w:after="80"/>
-        <w:ind w:left="360"/>
+        <w:widowControl/>
       </w:pPr>
       <w:r>
         <w:rPr>
-          <w:rFonts w:ascii="Calibri" w:hAnsi="Calibri" w:eastAsia="Calibri"/>
-          <w:b w:val="0"/>
-          <w:i w:val="0"/>
-          <w:sz w:val="22"/>
+          <w:sz w:val="20"/>
         </w:rPr>
-        <w:t>1. Encyclopaedia Britannica. “Cloud computing” (“Bulud hesablamaları”).</w:t>
-      </w:r>
-      <w:r>
-        <w:rPr>
-          <w:rFonts w:ascii="Calibri" w:hAnsi="Calibri" w:eastAsia="Calibri"/>
-          <w:b w:val="0"/>
-          <w:i w:val="0"/>
-          <w:sz w:val="22"/>
-        </w:rPr>
-        <w:t xml:space="preserve"> </w:t>
+        <w:t xml:space="preserve">1. Encyclopaedia Britannica. 'Cloud computing.' </w:t>
       </w:r>
       <w:hyperlink r:id="rId9">
         <w:r>
           <w:rPr>
-            <w:rFonts w:ascii="Calibri" w:hAnsi="Calibri" w:eastAsia="Calibri"/>
-            <w:b w:val="0"/>
-            <w:i w:val="0"/>
-            <w:sz w:val="22"/>
-            <w:color w:val="0563C1"/>
-            <w:u w:val="single"/>
+            <w:sz w:val="20"/>
           </w:rPr>
           <w:t>https://www.britannica.com/technology/cloud-computing</w:t>
         </w:r>
       </w:hyperlink>
+      <w:r>
+        <w:rPr>
+          <w:sz w:val="20"/>
+        </w:rPr>
+      </w:r>
     </w:p>
     <w:p>
       <w:pPr>
-        <w:spacing w:after="80"/>
-        <w:ind w:left="360"/>
+        <w:widowControl/>
       </w:pPr>
       <w:r>
         <w:rPr>
-          <w:rFonts w:ascii="Calibri" w:hAnsi="Calibri" w:eastAsia="Calibri"/>
-          <w:b w:val="0"/>
-          <w:i w:val="0"/>
-          <w:sz w:val="22"/>
+          <w:sz w:val="20"/>
         </w:rPr>
-        <w:t>2. Amazon Web Services. “What is cloud computing?” (“Bulud hesablamaları nədir?”).</w:t>
-      </w:r>
-      <w:r>
-        <w:rPr>
-          <w:rFonts w:ascii="Calibri" w:hAnsi="Calibri" w:eastAsia="Calibri"/>
-          <w:b w:val="0"/>
-          <w:i w:val="0"/>
-          <w:sz w:val="22"/>
-        </w:rPr>
-        <w:t xml:space="preserve"> </w:t>
+        <w:t xml:space="preserve">2. Amazon Web Services. 'What is cloud computing?' </w:t>
       </w:r>
       <w:hyperlink r:id="rId10">
         <w:r>
           <w:rPr>
-            <w:rFonts w:ascii="Calibri" w:hAnsi="Calibri" w:eastAsia="Calibri"/>
-            <w:b w:val="0"/>
-            <w:i w:val="0"/>
-            <w:sz w:val="22"/>
-            <w:color w:val="0563C1"/>
-            <w:u w:val="single"/>
+            <w:sz w:val="20"/>
           </w:rPr>
           <w:t>https://aws.amazon.com/what-is-cloud-computing/</w:t>
         </w:r>
       </w:hyperlink>
-    </w:p>
-    <w:p>
-      <w:pPr>
-        <w:keepNext/>
-        <w:spacing w:before="240" w:after="120"/>
-      </w:pPr>
       <w:r>
         <w:rPr>
-          <w:rFonts w:ascii="Calibri" w:hAnsi="Calibri" w:eastAsia="Calibri"/>
-          <w:b/>
-          <w:i w:val="0"/>
-          <w:color w:val="004E8C"/>
-          <w:sz w:val="24"/>
+          <w:sz w:val="20"/>
         </w:rPr>
-        <w:t>H. Peşəkar cəmiyyətlər və standartlaşdırma qurumları</w:t>
       </w:r>
     </w:p>
     <w:p>
       <w:pPr>
-        <w:spacing w:after="80"/>
-        <w:ind w:left="360"/>
+        <w:pStyle w:val="Heading2"/>
+        <w:widowControl/>
       </w:pPr>
       <w:r>
         <w:rPr>
-          <w:rFonts w:ascii="Calibri" w:hAnsi="Calibri" w:eastAsia="Calibri"/>
-          <w:b w:val="0"/>
-          <w:i w:val="0"/>
-          <w:sz w:val="22"/>
+          <w:sz w:val="20"/>
         </w:rPr>
-        <w:t>1. NIST. Xüsusi nəşr 800-145: NIST-in bulud hesablamaları tərifi.</w:t>
+        <w:t>H Peşə birlikləri və standartlaşdırma qurumları</w:t>
       </w:r>
+    </w:p>
+    <w:p>
+      <w:pPr>
+        <w:widowControl/>
+      </w:pPr>
       <w:r>
         <w:rPr>
-          <w:rFonts w:ascii="Calibri" w:hAnsi="Calibri" w:eastAsia="Calibri"/>
-          <w:b w:val="0"/>
-          <w:i w:val="0"/>
-          <w:sz w:val="22"/>
+          <w:sz w:val="20"/>
         </w:rPr>
-        <w:t xml:space="preserve"> </w:t>
+        <w:t xml:space="preserve">1. NIST. Special Publication 800-145: The NIST Definition of Cloud Computing. </w:t>
       </w:r>
       <w:hyperlink r:id="rId11">
         <w:r>
           <w:rPr>
-            <w:rFonts w:ascii="Calibri" w:hAnsi="Calibri" w:eastAsia="Calibri"/>
-            <w:b w:val="0"/>
-            <w:i w:val="0"/>
-            <w:sz w:val="22"/>
-            <w:color w:val="0563C1"/>
-            <w:u w:val="single"/>
+            <w:sz w:val="20"/>
           </w:rPr>
           <w:t>https://csrc.nist.gov/publications/detail/sp/800-145/final</w:t>
         </w:r>
       </w:hyperlink>
-    </w:p>
-    <w:p>
-      <w:pPr>
-        <w:keepNext/>
-        <w:spacing w:before="240" w:after="120"/>
-      </w:pPr>
       <w:r>
         <w:rPr>
-          <w:rFonts w:ascii="Calibri" w:hAnsi="Calibri" w:eastAsia="Calibri"/>
-          <w:b/>
-          <w:i w:val="0"/>
-          <w:color w:val="004E8C"/>
-          <w:sz w:val="24"/>
+          <w:sz w:val="20"/>
         </w:rPr>
-        <w:t>J. Mətbuat, populyar elmi və ümumi məlumat mənbələri</w:t>
       </w:r>
     </w:p>
     <w:p>
       <w:pPr>
-        <w:spacing w:after="80"/>
-        <w:ind w:left="360"/>
+        <w:pStyle w:val="Heading2"/>
+        <w:widowControl/>
       </w:pPr>
       <w:r>
         <w:rPr>
-          <w:rFonts w:ascii="Calibri" w:hAnsi="Calibri" w:eastAsia="Calibri"/>
-          <w:b w:val="0"/>
-          <w:i w:val="0"/>
-          <w:sz w:val="22"/>
+          <w:sz w:val="20"/>
         </w:rPr>
-        <w:t>1. Microsoft Learn. Azure buludunun tətbiqi konsepsiyaları.</w:t>
+        <w:t>J Mətbuat elmi kütləvi nəşrlər və ümumi mənbələr</w:t>
       </w:r>
+    </w:p>
+    <w:p>
+      <w:pPr>
+        <w:widowControl/>
+      </w:pPr>
       <w:r>
         <w:rPr>
-          <w:rFonts w:ascii="Calibri" w:hAnsi="Calibri" w:eastAsia="Calibri"/>
-          <w:b w:val="0"/>
-          <w:i w:val="0"/>
-          <w:sz w:val="22"/>
+          <w:sz w:val="20"/>
         </w:rPr>
-        <w:t xml:space="preserve"> </w:t>
+        <w:t xml:space="preserve">1. Microsoft Learn. Azure cloud adoption concepts. </w:t>
       </w:r>
       <w:hyperlink r:id="rId12">
         <w:r>
           <w:rPr>
-            <w:rFonts w:ascii="Calibri" w:hAnsi="Calibri" w:eastAsia="Calibri"/>
-            <w:b w:val="0"/>
-            <w:i w:val="0"/>
-            <w:sz w:val="22"/>
-            <w:color w:val="0563C1"/>
-            <w:u w:val="single"/>
+            <w:sz w:val="20"/>
           </w:rPr>
           <w:t>https://learn.microsoft.com/en-us/azure/cloud-adoption-framework/</w:t>
         </w:r>
       </w:hyperlink>
+      <w:r>
+        <w:rPr>
+          <w:sz w:val="20"/>
+        </w:rPr>
+      </w:r>
     </w:p>
     <w:sectPr>
-      <w:pgSz w:w="12240" w:h="15840"/>
-      <w:pgMar w:top="1296" w:right="1440" w:bottom="1296" w:left="1440" w:header="720" w:footer="720" w:gutter="0"/>
+      <w:footerReference w:type="default" r:id="rId13"/>
+      <w:pgSz w:w="11906" w:h="16838"/>
+      <w:pgMar w:top="1020" w:right="1134" w:bottom="1020" w:left="1134" w:header="720" w:footer="720" w:gutter="0"/>
       <w:cols w:space="720"/>
       <w:docGrid w:linePitch="360"/>
     </w:sectPr>
   </w:body>
 </w:document>
+</file>
+
+<file path=word/footer1.xml><?xml version="1.0" encoding="utf-8"?>
+<w:ftr xmlns:m="http://schemas.openxmlformats.org/officeDocument/2006/math" xmlns:mc="http://schemas.openxmlformats.org/markup-compatibility/2006" xmlns:mo="http://schemas.microsoft.com/office/mac/office/2008/main" xmlns:mv="urn:schemas-microsoft-com:mac:vml" xmlns:o="urn:schemas-microsoft-com:office:office" xmlns:r="http://schemas.openxmlformats.org/officeDocument/2006/relationships" xmlns:v="urn:schemas-microsoft-com:vml" xmlns:w10="urn:schemas-microsoft-com:office:word" xmlns:w14="http://schemas.microsoft.com/office/word/2010/wordml" xmlns:w="http://schemas.openxmlformats.org/wordprocessingml/2006/main" xmlns:wne="http://schemas.microsoft.com/office/word/2006/wordml" xmlns:wp14="http://schemas.microsoft.com/office/word/2010/wordprocessingDrawing" xmlns:wp="http://schemas.openxmlformats.org/drawingml/2006/wordprocessingDrawing" xmlns:wpc="http://schemas.microsoft.com/office/word/2010/wordprocessingCanvas" xmlns:wpg="http://schemas.microsoft.com/office/word/2010/wordprocessingGroup" xmlns:wpi="http://schemas.microsoft.com/office/word/2010/wordprocessingInk" xmlns:wps="http://schemas.microsoft.com/office/word/2010/wordprocessingShape" mc:Ignorable="w14 wp14">
+  <w:p>
+    <w:pPr>
+      <w:pStyle w:val="Footer"/>
+      <w:jc w:val="right"/>
+    </w:pPr>
+    <w:fldSimple w:instr="PAGE"/>
+  </w:p>
+</w:ftr>
 </file>
 
 <file path=word/numbering.xml><?xml version="1.0" encoding="utf-8"?>
@@ -757,7 +571,7 @@
   <w:docDefaults>
     <w:rPrDefault>
       <w:rPr>
-        <w:rFonts w:asciiTheme="minorHAnsi" w:eastAsiaTheme="minorEastAsia" w:hAnsiTheme="minorHAnsi" w:cstheme="minorBidi"/>
+        <w:rFonts/>
         <w:sz w:val="22"/>
         <w:szCs w:val="22"/>
         <w:lang w:val="en-US" w:eastAsia="en-US" w:bidi="ar-SA"/>
@@ -912,6 +726,15 @@
     <w:name w:val="Normal"/>
     <w:qFormat/>
     <w:rsid w:val="00FC693F"/>
+    <w:pPr>
+      <w:spacing w:after="120" w:line="259" w:lineRule="auto"/>
+    </w:pPr>
+    <w:rPr>
+      <w:rFonts w:ascii="Times New Roman" w:hAnsi="Times New Roman"/>
+      <w:color w:val="000000"/>
+      <w:sz w:val="24"/>
+      <w:lang w:val="az-Latn-AZ"/>
+    </w:rPr>
   </w:style>
   <w:style w:type="paragraph" w:styleId="Header">
     <w:name w:val="header"/>
@@ -968,16 +791,17 @@
     <w:pPr>
       <w:keepNext/>
       <w:keepLines/>
-      <w:spacing w:before="480" w:after="0"/>
+      <w:spacing w:before="480" w:after="120" w:line="259" w:lineRule="auto"/>
       <w:outlineLvl w:val="0"/>
     </w:pPr>
     <w:rPr>
-      <w:rFonts w:asciiTheme="majorHAnsi" w:eastAsiaTheme="majorEastAsia" w:hAnsiTheme="majorHAnsi" w:cstheme="majorBidi"/>
+      <w:rFonts w:ascii="Times New Roman" w:hAnsi="Times New Roman"/>
       <w:b/>
       <w:bCs/>
-      <w:color w:val="365F91" w:themeColor="accent1" w:themeShade="BF"/>
-      <w:sz w:val="28"/>
+      <w:color w:val="000000"/>
+      <w:sz w:val="26"/>
       <w:szCs w:val="28"/>
+      <w:lang w:val="az-Latn-AZ"/>
     </w:rPr>
   </w:style>
   <w:style w:type="paragraph" w:styleId="Heading2">
@@ -992,16 +816,17 @@
     <w:pPr>
       <w:keepNext/>
       <w:keepLines/>
-      <w:spacing w:before="200" w:after="0"/>
+      <w:spacing w:before="200" w:after="120" w:line="259" w:lineRule="auto"/>
       <w:outlineLvl w:val="1"/>
     </w:pPr>
     <w:rPr>
-      <w:rFonts w:asciiTheme="majorHAnsi" w:eastAsiaTheme="majorEastAsia" w:hAnsiTheme="majorHAnsi" w:cstheme="majorBidi"/>
+      <w:rFonts w:ascii="Times New Roman" w:hAnsi="Times New Roman"/>
       <w:b/>
       <w:bCs/>
-      <w:color w:val="4F81BD" w:themeColor="accent1"/>
+      <w:color w:val="000000"/>
       <w:sz w:val="26"/>
       <w:szCs w:val="26"/>
+      <w:lang w:val="az-Latn-AZ"/>
     </w:rPr>
   </w:style>
   <w:style w:type="paragraph" w:styleId="Heading3">
@@ -1020,7 +845,7 @@
       <w:outlineLvl w:val="2"/>
     </w:pPr>
     <w:rPr>
-      <w:rFonts w:asciiTheme="majorHAnsi" w:eastAsiaTheme="majorEastAsia" w:hAnsiTheme="majorHAnsi" w:cstheme="majorBidi"/>
+      <w:rFonts/>
       <w:b/>
       <w:bCs/>
       <w:color w:val="4F81BD" w:themeColor="accent1"/>
@@ -1043,7 +868,7 @@
       <w:outlineLvl w:val="3"/>
     </w:pPr>
     <w:rPr>
-      <w:rFonts w:asciiTheme="majorHAnsi" w:eastAsiaTheme="majorEastAsia" w:hAnsiTheme="majorHAnsi" w:cstheme="majorBidi"/>
+      <w:rFonts/>
       <w:b/>
       <w:bCs/>
       <w:i/>
@@ -1068,7 +893,7 @@
       <w:outlineLvl w:val="4"/>
     </w:pPr>
     <w:rPr>
-      <w:rFonts w:asciiTheme="majorHAnsi" w:eastAsiaTheme="majorEastAsia" w:hAnsiTheme="majorHAnsi" w:cstheme="majorBidi"/>
+      <w:rFonts/>
       <w:color w:val="243F60" w:themeColor="accent1" w:themeShade="7F"/>
     </w:rPr>
   </w:style>
@@ -1089,7 +914,7 @@
       <w:outlineLvl w:val="5"/>
     </w:pPr>
     <w:rPr>
-      <w:rFonts w:asciiTheme="majorHAnsi" w:eastAsiaTheme="majorEastAsia" w:hAnsiTheme="majorHAnsi" w:cstheme="majorBidi"/>
+      <w:rFonts/>
       <w:i/>
       <w:iCs/>
       <w:color w:val="243F60" w:themeColor="accent1" w:themeShade="7F"/>
@@ -1112,7 +937,7 @@
       <w:outlineLvl w:val="6"/>
     </w:pPr>
     <w:rPr>
-      <w:rFonts w:asciiTheme="majorHAnsi" w:eastAsiaTheme="majorEastAsia" w:hAnsiTheme="majorHAnsi" w:cstheme="majorBidi"/>
+      <w:rFonts/>
       <w:i/>
       <w:iCs/>
       <w:color w:val="404040" w:themeColor="text1" w:themeTint="BF"/>
@@ -1135,7 +960,7 @@
       <w:outlineLvl w:val="7"/>
     </w:pPr>
     <w:rPr>
-      <w:rFonts w:asciiTheme="majorHAnsi" w:eastAsiaTheme="majorEastAsia" w:hAnsiTheme="majorHAnsi" w:cstheme="majorBidi"/>
+      <w:rFonts/>
       <w:color w:val="4F81BD" w:themeColor="accent1"/>
       <w:sz w:val="20"/>
       <w:szCs w:val="20"/>
@@ -1158,7 +983,7 @@
       <w:outlineLvl w:val="8"/>
     </w:pPr>
     <w:rPr>
-      <w:rFonts w:asciiTheme="majorHAnsi" w:eastAsiaTheme="majorEastAsia" w:hAnsiTheme="majorHAnsi" w:cstheme="majorBidi"/>
+      <w:rFonts/>
       <w:i/>
       <w:iCs/>
       <w:color w:val="404040" w:themeColor="text1" w:themeTint="BF"/>
@@ -1209,7 +1034,7 @@
     <w:uiPriority w:val="9"/>
     <w:rsid w:val="00FC693F"/>
     <w:rPr>
-      <w:rFonts w:asciiTheme="majorHAnsi" w:eastAsiaTheme="majorEastAsia" w:hAnsiTheme="majorHAnsi" w:cstheme="majorBidi"/>
+      <w:rFonts/>
       <w:b/>
       <w:bCs/>
       <w:color w:val="365F91" w:themeColor="accent1" w:themeShade="BF"/>
@@ -1224,7 +1049,7 @@
     <w:uiPriority w:val="9"/>
     <w:rsid w:val="00FC693F"/>
     <w:rPr>
-      <w:rFonts w:asciiTheme="majorHAnsi" w:eastAsiaTheme="majorEastAsia" w:hAnsiTheme="majorHAnsi" w:cstheme="majorBidi"/>
+      <w:rFonts/>
       <w:b/>
       <w:bCs/>
       <w:color w:val="4F81BD" w:themeColor="accent1"/>
@@ -1239,7 +1064,7 @@
     <w:uiPriority w:val="9"/>
     <w:rsid w:val="00FC693F"/>
     <w:rPr>
-      <w:rFonts w:asciiTheme="majorHAnsi" w:eastAsiaTheme="majorEastAsia" w:hAnsiTheme="majorHAnsi" w:cstheme="majorBidi"/>
+      <w:rFonts/>
       <w:b/>
       <w:bCs/>
       <w:color w:val="4F81BD" w:themeColor="accent1"/>
@@ -1254,19 +1079,17 @@
     <w:qFormat/>
     <w:rsid w:val="00FC693F"/>
     <w:pPr>
-      <w:pBdr>
-        <w:bottom w:val="single" w:sz="8" w:space="4" w:color="4F81BD" w:themeColor="accent1"/>
-      </w:pBdr>
-      <w:spacing w:after="300" w:line="240" w:lineRule="auto"/>
+      <w:spacing w:after="120" w:line="259" w:lineRule="auto"/>
       <w:contextualSpacing/>
     </w:pPr>
     <w:rPr>
-      <w:rFonts w:asciiTheme="majorHAnsi" w:eastAsiaTheme="majorEastAsia" w:hAnsiTheme="majorHAnsi" w:cstheme="majorBidi"/>
-      <w:color w:val="17365D" w:themeColor="text2" w:themeShade="BF"/>
+      <w:rFonts w:ascii="Times New Roman" w:hAnsi="Times New Roman"/>
+      <w:color w:val="000000"/>
       <w:spacing w:val="5"/>
       <w:kern w:val="28"/>
-      <w:sz w:val="52"/>
+      <w:sz w:val="40"/>
       <w:szCs w:val="52"/>
+      <w:lang w:val="az-Latn-AZ"/>
     </w:rPr>
   </w:style>
   <w:style w:type="character" w:customStyle="1" w:styleId="TitleChar">
@@ -1276,7 +1099,7 @@
     <w:uiPriority w:val="10"/>
     <w:rsid w:val="00FC693F"/>
     <w:rPr>
-      <w:rFonts w:asciiTheme="majorHAnsi" w:eastAsiaTheme="majorEastAsia" w:hAnsiTheme="majorHAnsi" w:cstheme="majorBidi"/>
+      <w:rFonts/>
       <w:color w:val="17365D" w:themeColor="text2" w:themeShade="BF"/>
       <w:spacing w:val="5"/>
       <w:kern w:val="28"/>
@@ -1298,7 +1121,7 @@
       </w:numPr>
     </w:pPr>
     <w:rPr>
-      <w:rFonts w:asciiTheme="majorHAnsi" w:eastAsiaTheme="majorEastAsia" w:hAnsiTheme="majorHAnsi" w:cstheme="majorBidi"/>
+      <w:rFonts/>
       <w:i/>
       <w:iCs/>
       <w:color w:val="4F81BD" w:themeColor="accent1"/>
@@ -1314,7 +1137,7 @@
     <w:uiPriority w:val="11"/>
     <w:rsid w:val="00FC693F"/>
     <w:rPr>
-      <w:rFonts w:asciiTheme="majorHAnsi" w:eastAsiaTheme="majorEastAsia" w:hAnsiTheme="majorHAnsi" w:cstheme="majorBidi"/>
+      <w:rFonts/>
       <w:i/>
       <w:iCs/>
       <w:color w:val="4F81BD" w:themeColor="accent1"/>
@@ -1439,8 +1262,15 @@
       <w:numPr>
         <w:numId w:val="1"/>
       </w:numPr>
+      <w:spacing w:after="120" w:line="259" w:lineRule="auto"/>
       <w:contextualSpacing/>
     </w:pPr>
+    <w:rPr>
+      <w:rFonts w:ascii="Times New Roman" w:hAnsi="Times New Roman"/>
+      <w:color w:val="000000"/>
+      <w:sz w:val="24"/>
+      <w:lang w:val="az-Latn-AZ"/>
+    </w:rPr>
   </w:style>
   <w:style w:type="paragraph" w:styleId="ListBullet2">
     <w:name w:val="List Bullet 2"/>
@@ -1612,7 +1442,7 @@
     <w:semiHidden/>
     <w:rsid w:val="00FC693F"/>
     <w:rPr>
-      <w:rFonts w:asciiTheme="majorHAnsi" w:eastAsiaTheme="majorEastAsia" w:hAnsiTheme="majorHAnsi" w:cstheme="majorBidi"/>
+      <w:rFonts/>
       <w:b/>
       <w:bCs/>
       <w:i/>
@@ -1628,7 +1458,7 @@
     <w:semiHidden/>
     <w:rsid w:val="00FC693F"/>
     <w:rPr>
-      <w:rFonts w:asciiTheme="majorHAnsi" w:eastAsiaTheme="majorEastAsia" w:hAnsiTheme="majorHAnsi" w:cstheme="majorBidi"/>
+      <w:rFonts/>
       <w:color w:val="243F60" w:themeColor="accent1" w:themeShade="7F"/>
     </w:rPr>
   </w:style>
@@ -1640,7 +1470,7 @@
     <w:semiHidden/>
     <w:rsid w:val="00FC693F"/>
     <w:rPr>
-      <w:rFonts w:asciiTheme="majorHAnsi" w:eastAsiaTheme="majorEastAsia" w:hAnsiTheme="majorHAnsi" w:cstheme="majorBidi"/>
+      <w:rFonts/>
       <w:i/>
       <w:iCs/>
       <w:color w:val="243F60" w:themeColor="accent1" w:themeShade="7F"/>
@@ -1654,7 +1484,7 @@
     <w:semiHidden/>
     <w:rsid w:val="00FC693F"/>
     <w:rPr>
-      <w:rFonts w:asciiTheme="majorHAnsi" w:eastAsiaTheme="majorEastAsia" w:hAnsiTheme="majorHAnsi" w:cstheme="majorBidi"/>
+      <w:rFonts/>
       <w:i/>
       <w:iCs/>
       <w:color w:val="404040" w:themeColor="text1" w:themeTint="BF"/>
@@ -1668,7 +1498,7 @@
     <w:semiHidden/>
     <w:rsid w:val="00FC693F"/>
     <w:rPr>
-      <w:rFonts w:asciiTheme="majorHAnsi" w:eastAsiaTheme="majorEastAsia" w:hAnsiTheme="majorHAnsi" w:cstheme="majorBidi"/>
+      <w:rFonts/>
       <w:color w:val="4F81BD" w:themeColor="accent1"/>
       <w:sz w:val="20"/>
       <w:szCs w:val="20"/>
@@ -1682,7 +1512,7 @@
     <w:semiHidden/>
     <w:rsid w:val="00FC693F"/>
     <w:rPr>
-      <w:rFonts w:asciiTheme="majorHAnsi" w:eastAsiaTheme="majorEastAsia" w:hAnsiTheme="majorHAnsi" w:cstheme="majorBidi"/>
+      <w:rFonts/>
       <w:i/>
       <w:iCs/>
       <w:color w:val="404040" w:themeColor="text1" w:themeTint="BF"/>
@@ -1741,9 +1571,6 @@
     <w:qFormat/>
     <w:rsid w:val="00FC693F"/>
     <w:pPr>
-      <w:pBdr>
-        <w:bottom w:val="single" w:sz="4" w:space="4" w:color="4F81BD" w:themeColor="accent1"/>
-      </w:pBdr>
       <w:spacing w:before="200" w:after="280"/>
       <w:ind w:left="936" w:right="936"/>
     </w:pPr>
@@ -3271,7 +3098,7 @@
         <w:spacing w:before="0" w:after="0" w:line="240" w:lineRule="auto"/>
       </w:pPr>
       <w:rPr>
-        <w:rFonts w:asciiTheme="majorHAnsi" w:eastAsiaTheme="majorEastAsia" w:hAnsiTheme="majorHAnsi" w:cstheme="majorBidi"/>
+        <w:rFonts/>
         <w:b/>
         <w:bCs/>
       </w:rPr>
@@ -3292,7 +3119,7 @@
         <w:spacing w:before="0" w:after="0" w:line="240" w:lineRule="auto"/>
       </w:pPr>
       <w:rPr>
-        <w:rFonts w:asciiTheme="majorHAnsi" w:eastAsiaTheme="majorEastAsia" w:hAnsiTheme="majorHAnsi" w:cstheme="majorBidi"/>
+        <w:rFonts/>
         <w:b/>
         <w:bCs/>
       </w:rPr>
@@ -3310,14 +3137,14 @@
     </w:tblStylePr>
     <w:tblStylePr w:type="firstCol">
       <w:rPr>
-        <w:rFonts w:asciiTheme="majorHAnsi" w:eastAsiaTheme="majorEastAsia" w:hAnsiTheme="majorHAnsi" w:cstheme="majorBidi"/>
+        <w:rFonts/>
         <w:b/>
         <w:bCs/>
       </w:rPr>
     </w:tblStylePr>
     <w:tblStylePr w:type="lastCol">
       <w:rPr>
-        <w:rFonts w:asciiTheme="majorHAnsi" w:eastAsiaTheme="majorEastAsia" w:hAnsiTheme="majorHAnsi" w:cstheme="majorBidi"/>
+        <w:rFonts/>
         <w:b/>
         <w:bCs/>
       </w:rPr>
@@ -3401,7 +3228,7 @@
         <w:spacing w:before="0" w:after="0" w:line="240" w:lineRule="auto"/>
       </w:pPr>
       <w:rPr>
-        <w:rFonts w:asciiTheme="majorHAnsi" w:eastAsiaTheme="majorEastAsia" w:hAnsiTheme="majorHAnsi" w:cstheme="majorBidi"/>
+        <w:rFonts/>
         <w:b/>
         <w:bCs/>
       </w:rPr>
@@ -3422,7 +3249,7 @@
         <w:spacing w:before="0" w:after="0" w:line="240" w:lineRule="auto"/>
       </w:pPr>
       <w:rPr>
-        <w:rFonts w:asciiTheme="majorHAnsi" w:eastAsiaTheme="majorEastAsia" w:hAnsiTheme="majorHAnsi" w:cstheme="majorBidi"/>
+        <w:rFonts/>
         <w:b/>
         <w:bCs/>
       </w:rPr>
@@ -3440,14 +3267,14 @@
     </w:tblStylePr>
     <w:tblStylePr w:type="firstCol">
       <w:rPr>
-        <w:rFonts w:asciiTheme="majorHAnsi" w:eastAsiaTheme="majorEastAsia" w:hAnsiTheme="majorHAnsi" w:cstheme="majorBidi"/>
+        <w:rFonts/>
         <w:b/>
         <w:bCs/>
       </w:rPr>
     </w:tblStylePr>
     <w:tblStylePr w:type="lastCol">
       <w:rPr>
-        <w:rFonts w:asciiTheme="majorHAnsi" w:eastAsiaTheme="majorEastAsia" w:hAnsiTheme="majorHAnsi" w:cstheme="majorBidi"/>
+        <w:rFonts/>
         <w:b/>
         <w:bCs/>
       </w:rPr>
@@ -3531,7 +3358,7 @@
         <w:spacing w:before="0" w:after="0" w:line="240" w:lineRule="auto"/>
       </w:pPr>
       <w:rPr>
-        <w:rFonts w:asciiTheme="majorHAnsi" w:eastAsiaTheme="majorEastAsia" w:hAnsiTheme="majorHAnsi" w:cstheme="majorBidi"/>
+        <w:rFonts/>
         <w:b/>
         <w:bCs/>
       </w:rPr>
@@ -3552,7 +3379,7 @@
         <w:spacing w:before="0" w:after="0" w:line="240" w:lineRule="auto"/>
       </w:pPr>
       <w:rPr>
-        <w:rFonts w:asciiTheme="majorHAnsi" w:eastAsiaTheme="majorEastAsia" w:hAnsiTheme="majorHAnsi" w:cstheme="majorBidi"/>
+        <w:rFonts/>
         <w:b/>
         <w:bCs/>
       </w:rPr>
@@ -3570,14 +3397,14 @@
     </w:tblStylePr>
     <w:tblStylePr w:type="firstCol">
       <w:rPr>
-        <w:rFonts w:asciiTheme="majorHAnsi" w:eastAsiaTheme="majorEastAsia" w:hAnsiTheme="majorHAnsi" w:cstheme="majorBidi"/>
+        <w:rFonts/>
         <w:b/>
         <w:bCs/>
       </w:rPr>
     </w:tblStylePr>
     <w:tblStylePr w:type="lastCol">
       <w:rPr>
-        <w:rFonts w:asciiTheme="majorHAnsi" w:eastAsiaTheme="majorEastAsia" w:hAnsiTheme="majorHAnsi" w:cstheme="majorBidi"/>
+        <w:rFonts/>
         <w:b/>
         <w:bCs/>
       </w:rPr>
@@ -3661,7 +3488,7 @@
         <w:spacing w:before="0" w:after="0" w:line="240" w:lineRule="auto"/>
       </w:pPr>
       <w:rPr>
-        <w:rFonts w:asciiTheme="majorHAnsi" w:eastAsiaTheme="majorEastAsia" w:hAnsiTheme="majorHAnsi" w:cstheme="majorBidi"/>
+        <w:rFonts/>
         <w:b/>
         <w:bCs/>
       </w:rPr>
@@ -3682,7 +3509,7 @@
         <w:spacing w:before="0" w:after="0" w:line="240" w:lineRule="auto"/>
       </w:pPr>
       <w:rPr>
-        <w:rFonts w:asciiTheme="majorHAnsi" w:eastAsiaTheme="majorEastAsia" w:hAnsiTheme="majorHAnsi" w:cstheme="majorBidi"/>
+        <w:rFonts/>
         <w:b/>
         <w:bCs/>
       </w:rPr>
@@ -3700,14 +3527,14 @@
     </w:tblStylePr>
     <w:tblStylePr w:type="firstCol">
       <w:rPr>
-        <w:rFonts w:asciiTheme="majorHAnsi" w:eastAsiaTheme="majorEastAsia" w:hAnsiTheme="majorHAnsi" w:cstheme="majorBidi"/>
+        <w:rFonts/>
         <w:b/>
         <w:bCs/>
       </w:rPr>
     </w:tblStylePr>
     <w:tblStylePr w:type="lastCol">
       <w:rPr>
-        <w:rFonts w:asciiTheme="majorHAnsi" w:eastAsiaTheme="majorEastAsia" w:hAnsiTheme="majorHAnsi" w:cstheme="majorBidi"/>
+        <w:rFonts/>
         <w:b/>
         <w:bCs/>
       </w:rPr>
@@ -3791,7 +3618,7 @@
         <w:spacing w:before="0" w:after="0" w:line="240" w:lineRule="auto"/>
       </w:pPr>
       <w:rPr>
-        <w:rFonts w:asciiTheme="majorHAnsi" w:eastAsiaTheme="majorEastAsia" w:hAnsiTheme="majorHAnsi" w:cstheme="majorBidi"/>
+        <w:rFonts/>
         <w:b/>
         <w:bCs/>
       </w:rPr>
@@ -3812,7 +3639,7 @@
         <w:spacing w:before="0" w:after="0" w:line="240" w:lineRule="auto"/>
       </w:pPr>
       <w:rPr>
-        <w:rFonts w:asciiTheme="majorHAnsi" w:eastAsiaTheme="majorEastAsia" w:hAnsiTheme="majorHAnsi" w:cstheme="majorBidi"/>
+        <w:rFonts/>
         <w:b/>
         <w:bCs/>
       </w:rPr>
@@ -3830,14 +3657,14 @@
     </w:tblStylePr>
     <w:tblStylePr w:type="firstCol">
       <w:rPr>
-        <w:rFonts w:asciiTheme="majorHAnsi" w:eastAsiaTheme="majorEastAsia" w:hAnsiTheme="majorHAnsi" w:cstheme="majorBidi"/>
+        <w:rFonts/>
         <w:b/>
         <w:bCs/>
       </w:rPr>
     </w:tblStylePr>
     <w:tblStylePr w:type="lastCol">
       <w:rPr>
-        <w:rFonts w:asciiTheme="majorHAnsi" w:eastAsiaTheme="majorEastAsia" w:hAnsiTheme="majorHAnsi" w:cstheme="majorBidi"/>
+        <w:rFonts/>
         <w:b/>
         <w:bCs/>
       </w:rPr>
@@ -3921,7 +3748,7 @@
         <w:spacing w:before="0" w:after="0" w:line="240" w:lineRule="auto"/>
       </w:pPr>
       <w:rPr>
-        <w:rFonts w:asciiTheme="majorHAnsi" w:eastAsiaTheme="majorEastAsia" w:hAnsiTheme="majorHAnsi" w:cstheme="majorBidi"/>
+        <w:rFonts/>
         <w:b/>
         <w:bCs/>
       </w:rPr>
@@ -3942,7 +3769,7 @@
         <w:spacing w:before="0" w:after="0" w:line="240" w:lineRule="auto"/>
       </w:pPr>
       <w:rPr>
-        <w:rFonts w:asciiTheme="majorHAnsi" w:eastAsiaTheme="majorEastAsia" w:hAnsiTheme="majorHAnsi" w:cstheme="majorBidi"/>
+        <w:rFonts/>
         <w:b/>
         <w:bCs/>
       </w:rPr>
@@ -3960,14 +3787,14 @@
     </w:tblStylePr>
     <w:tblStylePr w:type="firstCol">
       <w:rPr>
-        <w:rFonts w:asciiTheme="majorHAnsi" w:eastAsiaTheme="majorEastAsia" w:hAnsiTheme="majorHAnsi" w:cstheme="majorBidi"/>
+        <w:rFonts/>
         <w:b/>
         <w:bCs/>
       </w:rPr>
     </w:tblStylePr>
     <w:tblStylePr w:type="lastCol">
       <w:rPr>
-        <w:rFonts w:asciiTheme="majorHAnsi" w:eastAsiaTheme="majorEastAsia" w:hAnsiTheme="majorHAnsi" w:cstheme="majorBidi"/>
+        <w:rFonts/>
         <w:b/>
         <w:bCs/>
       </w:rPr>
@@ -4051,7 +3878,7 @@
         <w:spacing w:before="0" w:after="0" w:line="240" w:lineRule="auto"/>
       </w:pPr>
       <w:rPr>
-        <w:rFonts w:asciiTheme="majorHAnsi" w:eastAsiaTheme="majorEastAsia" w:hAnsiTheme="majorHAnsi" w:cstheme="majorBidi"/>
+        <w:rFonts/>
         <w:b/>
         <w:bCs/>
       </w:rPr>
@@ -4072,7 +3899,7 @@
         <w:spacing w:before="0" w:after="0" w:line="240" w:lineRule="auto"/>
       </w:pPr>
       <w:rPr>
-        <w:rFonts w:asciiTheme="majorHAnsi" w:eastAsiaTheme="majorEastAsia" w:hAnsiTheme="majorHAnsi" w:cstheme="majorBidi"/>
+        <w:rFonts/>
         <w:b/>
         <w:bCs/>
       </w:rPr>
@@ -4090,14 +3917,14 @@
     </w:tblStylePr>
     <w:tblStylePr w:type="firstCol">
       <w:rPr>
-        <w:rFonts w:asciiTheme="majorHAnsi" w:eastAsiaTheme="majorEastAsia" w:hAnsiTheme="majorHAnsi" w:cstheme="majorBidi"/>
+        <w:rFonts/>
         <w:b/>
         <w:bCs/>
       </w:rPr>
     </w:tblStylePr>
     <w:tblStylePr w:type="lastCol">
       <w:rPr>
-        <w:rFonts w:asciiTheme="majorHAnsi" w:eastAsiaTheme="majorEastAsia" w:hAnsiTheme="majorHAnsi" w:cstheme="majorBidi"/>
+        <w:rFonts/>
         <w:b/>
         <w:bCs/>
       </w:rPr>
@@ -5962,7 +5789,7 @@
     </w:tblPr>
     <w:tblStylePr w:type="firstRow">
       <w:rPr>
-        <w:rFonts w:asciiTheme="majorHAnsi" w:eastAsiaTheme="majorEastAsia" w:hAnsiTheme="majorHAnsi" w:cstheme="majorBidi"/>
+        <w:rFonts/>
       </w:rPr>
       <w:tblPr/>
       <w:tcPr>
@@ -6046,7 +5873,7 @@
     </w:tblPr>
     <w:tblStylePr w:type="firstRow">
       <w:rPr>
-        <w:rFonts w:asciiTheme="majorHAnsi" w:eastAsiaTheme="majorEastAsia" w:hAnsiTheme="majorHAnsi" w:cstheme="majorBidi"/>
+        <w:rFonts/>
       </w:rPr>
       <w:tblPr/>
       <w:tcPr>
@@ -6130,7 +5957,7 @@
     </w:tblPr>
     <w:tblStylePr w:type="firstRow">
       <w:rPr>
-        <w:rFonts w:asciiTheme="majorHAnsi" w:eastAsiaTheme="majorEastAsia" w:hAnsiTheme="majorHAnsi" w:cstheme="majorBidi"/>
+        <w:rFonts/>
       </w:rPr>
       <w:tblPr/>
       <w:tcPr>
@@ -6214,7 +6041,7 @@
     </w:tblPr>
     <w:tblStylePr w:type="firstRow">
       <w:rPr>
-        <w:rFonts w:asciiTheme="majorHAnsi" w:eastAsiaTheme="majorEastAsia" w:hAnsiTheme="majorHAnsi" w:cstheme="majorBidi"/>
+        <w:rFonts/>
       </w:rPr>
       <w:tblPr/>
       <w:tcPr>
@@ -6298,7 +6125,7 @@
     </w:tblPr>
     <w:tblStylePr w:type="firstRow">
       <w:rPr>
-        <w:rFonts w:asciiTheme="majorHAnsi" w:eastAsiaTheme="majorEastAsia" w:hAnsiTheme="majorHAnsi" w:cstheme="majorBidi"/>
+        <w:rFonts/>
       </w:rPr>
       <w:tblPr/>
       <w:tcPr>
@@ -6382,7 +6209,7 @@
     </w:tblPr>
     <w:tblStylePr w:type="firstRow">
       <w:rPr>
-        <w:rFonts w:asciiTheme="majorHAnsi" w:eastAsiaTheme="majorEastAsia" w:hAnsiTheme="majorHAnsi" w:cstheme="majorBidi"/>
+        <w:rFonts/>
       </w:rPr>
       <w:tblPr/>
       <w:tcPr>
@@ -6466,7 +6293,7 @@
     </w:tblPr>
     <w:tblStylePr w:type="firstRow">
       <w:rPr>
-        <w:rFonts w:asciiTheme="majorHAnsi" w:eastAsiaTheme="majorEastAsia" w:hAnsiTheme="majorHAnsi" w:cstheme="majorBidi"/>
+        <w:rFonts/>
       </w:rPr>
       <w:tblPr/>
       <w:tcPr>
@@ -6531,7 +6358,7 @@
       <w:spacing w:after="0" w:line="240" w:lineRule="auto"/>
     </w:pPr>
     <w:rPr>
-      <w:rFonts w:asciiTheme="majorHAnsi" w:eastAsiaTheme="majorEastAsia" w:hAnsiTheme="majorHAnsi" w:cstheme="majorBidi"/>
+      <w:rFonts/>
       <w:color w:val="000000" w:themeColor="text1"/>
     </w:rPr>
     <w:tblPr>
@@ -6659,7 +6486,7 @@
       <w:spacing w:after="0" w:line="240" w:lineRule="auto"/>
     </w:pPr>
     <w:rPr>
-      <w:rFonts w:asciiTheme="majorHAnsi" w:eastAsiaTheme="majorEastAsia" w:hAnsiTheme="majorHAnsi" w:cstheme="majorBidi"/>
+      <w:rFonts/>
       <w:color w:val="000000" w:themeColor="text1"/>
     </w:rPr>
     <w:tblPr>
@@ -6787,7 +6614,7 @@
       <w:spacing w:after="0" w:line="240" w:lineRule="auto"/>
     </w:pPr>
     <w:rPr>
-      <w:rFonts w:asciiTheme="majorHAnsi" w:eastAsiaTheme="majorEastAsia" w:hAnsiTheme="majorHAnsi" w:cstheme="majorBidi"/>
+      <w:rFonts/>
       <w:color w:val="000000" w:themeColor="text1"/>
     </w:rPr>
     <w:tblPr>
@@ -6915,7 +6742,7 @@
       <w:spacing w:after="0" w:line="240" w:lineRule="auto"/>
     </w:pPr>
     <w:rPr>
-      <w:rFonts w:asciiTheme="majorHAnsi" w:eastAsiaTheme="majorEastAsia" w:hAnsiTheme="majorHAnsi" w:cstheme="majorBidi"/>
+      <w:rFonts/>
       <w:color w:val="000000" w:themeColor="text1"/>
     </w:rPr>
     <w:tblPr>
@@ -7043,7 +6870,7 @@
       <w:spacing w:after="0" w:line="240" w:lineRule="auto"/>
     </w:pPr>
     <w:rPr>
-      <w:rFonts w:asciiTheme="majorHAnsi" w:eastAsiaTheme="majorEastAsia" w:hAnsiTheme="majorHAnsi" w:cstheme="majorBidi"/>
+      <w:rFonts/>
       <w:color w:val="000000" w:themeColor="text1"/>
     </w:rPr>
     <w:tblPr>
@@ -7171,7 +6998,7 @@
       <w:spacing w:after="0" w:line="240" w:lineRule="auto"/>
     </w:pPr>
     <w:rPr>
-      <w:rFonts w:asciiTheme="majorHAnsi" w:eastAsiaTheme="majorEastAsia" w:hAnsiTheme="majorHAnsi" w:cstheme="majorBidi"/>
+      <w:rFonts/>
       <w:color w:val="000000" w:themeColor="text1"/>
     </w:rPr>
     <w:tblPr>
@@ -7299,7 +7126,7 @@
       <w:spacing w:after="0" w:line="240" w:lineRule="auto"/>
     </w:pPr>
     <w:rPr>
-      <w:rFonts w:asciiTheme="majorHAnsi" w:eastAsiaTheme="majorEastAsia" w:hAnsiTheme="majorHAnsi" w:cstheme="majorBidi"/>
+      <w:rFonts/>
       <w:color w:val="000000" w:themeColor="text1"/>
     </w:rPr>
     <w:tblPr>
@@ -7938,7 +7765,7 @@
       <w:spacing w:after="0" w:line="240" w:lineRule="auto"/>
     </w:pPr>
     <w:rPr>
-      <w:rFonts w:asciiTheme="majorHAnsi" w:eastAsiaTheme="majorEastAsia" w:hAnsiTheme="majorHAnsi" w:cstheme="majorBidi"/>
+      <w:rFonts/>
       <w:color w:val="000000" w:themeColor="text1"/>
     </w:rPr>
     <w:tblPr>
@@ -8063,7 +7890,7 @@
       <w:spacing w:after="0" w:line="240" w:lineRule="auto"/>
     </w:pPr>
     <w:rPr>
-      <w:rFonts w:asciiTheme="majorHAnsi" w:eastAsiaTheme="majorEastAsia" w:hAnsiTheme="majorHAnsi" w:cstheme="majorBidi"/>
+      <w:rFonts/>
       <w:color w:val="000000" w:themeColor="text1"/>
     </w:rPr>
     <w:tblPr>
@@ -8188,7 +8015,7 @@
       <w:spacing w:after="0" w:line="240" w:lineRule="auto"/>
     </w:pPr>
     <w:rPr>
-      <w:rFonts w:asciiTheme="majorHAnsi" w:eastAsiaTheme="majorEastAsia" w:hAnsiTheme="majorHAnsi" w:cstheme="majorBidi"/>
+      <w:rFonts/>
       <w:color w:val="000000" w:themeColor="text1"/>
     </w:rPr>
     <w:tblPr>
@@ -8313,7 +8140,7 @@
       <w:spacing w:after="0" w:line="240" w:lineRule="auto"/>
     </w:pPr>
     <w:rPr>
-      <w:rFonts w:asciiTheme="majorHAnsi" w:eastAsiaTheme="majorEastAsia" w:hAnsiTheme="majorHAnsi" w:cstheme="majorBidi"/>
+      <w:rFonts/>
       <w:color w:val="000000" w:themeColor="text1"/>
     </w:rPr>
     <w:tblPr>
@@ -8438,7 +8265,7 @@
       <w:spacing w:after="0" w:line="240" w:lineRule="auto"/>
     </w:pPr>
     <w:rPr>
-      <w:rFonts w:asciiTheme="majorHAnsi" w:eastAsiaTheme="majorEastAsia" w:hAnsiTheme="majorHAnsi" w:cstheme="majorBidi"/>
+      <w:rFonts/>
       <w:color w:val="000000" w:themeColor="text1"/>
     </w:rPr>
     <w:tblPr>
@@ -8563,7 +8390,7 @@
       <w:spacing w:after="0" w:line="240" w:lineRule="auto"/>
     </w:pPr>
     <w:rPr>
-      <w:rFonts w:asciiTheme="majorHAnsi" w:eastAsiaTheme="majorEastAsia" w:hAnsiTheme="majorHAnsi" w:cstheme="majorBidi"/>
+      <w:rFonts/>
       <w:color w:val="000000" w:themeColor="text1"/>
     </w:rPr>
     <w:tblPr>
@@ -8688,7 +8515,7 @@
       <w:spacing w:after="0" w:line="240" w:lineRule="auto"/>
     </w:pPr>
     <w:rPr>
-      <w:rFonts w:asciiTheme="majorHAnsi" w:eastAsiaTheme="majorEastAsia" w:hAnsiTheme="majorHAnsi" w:cstheme="majorBidi"/>
+      <w:rFonts/>
       <w:color w:val="000000" w:themeColor="text1"/>
     </w:rPr>
     <w:tblPr>

--- a/az/discovery-articles/6.18 Bulud hesablamaları.docx
+++ b/az/discovery-articles/6.18 Bulud hesablamaları.docx
@@ -120,7 +120,7 @@
         <w:widowControl/>
       </w:pPr>
       <w:r>
-        <w:t>Kim kəşf edib və ya yaradıb</w:t>
+        <w:t xml:space="preserve">Kim yaradıb</w:t>
       </w:r>
     </w:p>
     <w:p>
@@ -128,7 +128,7 @@
         <w:widowControl/>
       </w:pPr>
       <w:r>
-        <w:t>Böyük mərkəzi kompüterlər və 1960-cı illərin «xidmət kimi hesablama» ideyaları bu yanaşmanı əvvəlcədən nəzərdə tuturdu. Salesforce və başqa şirkətlər proqram təminatını brauzerdən istifadə edilən xidmət kimi satırdılar. Bu model SaaS adlanır: ingiliscə «Software as a Service», yəni «xidmət kimi proqram təminatı». Amazon Web Services 2006-cı ildə S3 məlumat saxlama xidmətini — «Simple Storage Service» və EC2 virtual kompüter xidmətini — «Elastic Compute Cloud» təqdim edərək icarəyə verilən infrastrukturu kütləvi məhsula çevirdi. Microsoft, Google, Alibaba və başqaları rəqib buludlar yaratdılar. Bu inkişaf tək bir şəxsdən çox şirkətlərin və açıq mənbəli alətlərin birgə nəticəsidir.</w:t>
+        <w:t xml:space="preserve">Böyük mərkəzi kompüterlər və 1960-cı illərin «xidmət kimi hesablama» ideyaları bu yanaşmanı əvvəlcədən nəzərdə tuturdu. Salesforce və başqa şirkətlər proqram təminatını brauzerdən istifadə edilən xidmət kimi satırdılar. Bu model SaaS adlanır: proqram təminatı xidmət kimi satılır. Amazon Web Services 2006-cı ildə S3 məlumat saxlama xidmətini və EC2 virtual kompüter xidmətini təqdim edərək icarəyə verilən infrastrukturu kütləvi məhsula çevirdi. Microsoft, Google, Alibaba və başqaları rəqib buludlar yaratdılar. Bu inkişaf tək bir şəxsdən çox şirkətlərin və açıq mənbəli alətlərin birgə nəticəsidir.</w:t>
       </w:r>
     </w:p>
     <w:p>
@@ -217,7 +217,7 @@
         <w:rPr>
           <w:sz w:val="20"/>
         </w:rPr>
-        <w:t>C Qurumların materialları və ensiklopedik mənbələr</w:t>
+        <w:t>Qurumların materialları və ensiklopedik mənbələr</w:t>
       </w:r>
     </w:p>
     <w:p>
@@ -277,7 +277,7 @@
         <w:rPr>
           <w:sz w:val="20"/>
         </w:rPr>
-        <w:t>H Peşə birlikləri və standartlaşdırma qurumları</w:t>
+        <w:t>Peşə birlikləri və standartlaşdırma qurumları</w:t>
       </w:r>
     </w:p>
     <w:p>
@@ -313,7 +313,7 @@
         <w:rPr>
           <w:sz w:val="20"/>
         </w:rPr>
-        <w:t>J Mətbuat elmi kütləvi nəşrlər və ümumi mənbələr</w:t>
+        <w:t>Mətbuat elmi kütləvi nəşrlər və ümumi mənbələr</w:t>
       </w:r>
     </w:p>
     <w:p>
